--- a/tools/downloads/2026_Performance_Medicine_PM_OpSpec_Form_2_Operational_Specification_v0_2.docx
+++ b/tools/downloads/2026_Performance_Medicine_PM_OpSpec_Form_2_Operational_Specification_v0_2.docx
@@ -1492,7 +1492,7 @@
                 <w:sz w:val="20"/>
                 <w:szCs w:val="20"/>
               </w:rPr>
-              <w:t xml:space="preserve">1.2 Lifestyle and Preventative Medicine</w:t>
+              <w:t xml:space="preserve">1.2 Lifestyle and Preventive Medicine</w:t>
             </w:r>
           </w:p>
         </w:tc>
